--- a/portal/downloads/2026年8月海南师范大学Web of Science收录论文简报（带图）.docx
+++ b/portal/downloads/2026年8月海南师范大学Web of Science收录论文简报（带图）.docx
@@ -13,48 +13,7 @@
         </w:rPr>
       </w:pPr>
       <w:r>
-        <w:rPr>
-          <w:rFonts w:ascii="Times New Roman" w:hAnsi="Times New Roman" w:eastAsia="楷体" w:cs="Times New Roman"/>
-          <w:sz w:val="28"/>
-          <w:szCs w:val="28"/>
-        </w:rPr>
         <w:t>海南师范大学2026年8月份(第一单位)WOS收录论文统计</w:t>
-      </w:r>
-      <w:r>
-        <w:rPr>
-          <w:rFonts w:hint="eastAsia" w:ascii="Times New Roman" w:hAnsi="Times New Roman" w:eastAsia="楷体" w:cs="Times New Roman"/>
-          <w:sz w:val="28"/>
-          <w:szCs w:val="28"/>
-          <w:lang w:val="en-US" w:eastAsia="zh-CN"/>
-        </w:rPr>
-      </w:r>
-      <w:r>
-        <w:rPr>
-          <w:rFonts w:hint="eastAsia" w:ascii="Times New Roman" w:hAnsi="Times New Roman" w:eastAsia="楷体" w:cs="Times New Roman"/>
-          <w:sz w:val="28"/>
-          <w:szCs w:val="28"/>
-        </w:rPr>
-      </w:r>
-      <w:r>
-        <w:rPr>
-          <w:rFonts w:ascii="Times New Roman" w:hAnsi="Times New Roman" w:eastAsia="楷体" w:cs="Times New Roman"/>
-          <w:sz w:val="28"/>
-          <w:szCs w:val="28"/>
-        </w:rPr>
-      </w:r>
-      <w:r>
-        <w:rPr>
-          <w:rFonts w:hint="eastAsia" w:ascii="Times New Roman" w:hAnsi="Times New Roman" w:eastAsia="楷体" w:cs="Times New Roman"/>
-          <w:sz w:val="28"/>
-          <w:szCs w:val="28"/>
-        </w:rPr>
-      </w:r>
-      <w:r>
-        <w:rPr>
-          <w:rFonts w:ascii="Times New Roman" w:hAnsi="Times New Roman" w:eastAsia="楷体" w:cs="Times New Roman"/>
-          <w:sz w:val="28"/>
-          <w:szCs w:val="28"/>
-        </w:rPr>
       </w:r>
     </w:p>
     <w:p>
@@ -297,7 +256,7 @@
                 <w:szCs w:val="18"/>
                 <w:lang w:val="en-US" w:eastAsia="zh-CN"/>
               </w:rPr>
-              <w:t xml:space="preserve">2</w:t>
+              <w:t xml:space="preserve">1</w:t>
             </w:r>
           </w:p>
         </w:tc>
@@ -331,8 +290,8 @@
             <w:r>
               <w:drawing>
                 <wp:inline xmlns:a="http://schemas.openxmlformats.org/drawingml/2006/main" xmlns:pic="http://schemas.openxmlformats.org/drawingml/2006/picture">
-                  <wp:extent cx="2268000" cy="1477636"/>
-                  <wp:docPr id="1" name="Picture 1"/>
+                  <wp:extent cx="2267712" cy="1477670"/>
+                  <wp:docPr id="2" name="Picture 2"/>
                   <wp:cNvGraphicFramePr>
                     <a:graphicFrameLocks noChangeAspect="1"/>
                   </wp:cNvGraphicFramePr>
@@ -340,11 +299,11 @@
                     <a:graphicData uri="http://schemas.openxmlformats.org/drawingml/2006/picture">
                       <pic:pic>
                         <pic:nvPicPr>
-                          <pic:cNvPr id="0" name="医学.png"/>
+                          <pic:cNvPr id="0" name="2026年8月_医学.png"/>
                           <pic:cNvPicPr/>
                         </pic:nvPicPr>
                         <pic:blipFill>
-                          <a:blip r:embed="rId22"/>
+                          <a:blip r:embed="rId4"/>
                           <a:stretch>
                             <a:fillRect/>
                           </a:stretch>
@@ -352,7 +311,7 @@
                         <pic:spPr>
                           <a:xfrm>
                             <a:off x="0" y="0"/>
-                            <a:ext cx="2268000" cy="1477636"/>
+                            <a:ext cx="2267712" cy="1477670"/>
                           </a:xfrm>
                           <a:prstGeom prst="rect"/>
                         </pic:spPr>
@@ -573,7 +532,7 @@
                 <w:szCs w:val="18"/>
                 <w:lang w:val="en-US" w:eastAsia="zh-CN"/>
               </w:rPr>
-              <w:t xml:space="preserve">5</w:t>
+              <w:t xml:space="preserve">4</w:t>
             </w:r>
           </w:p>
         </w:tc>
@@ -654,7 +613,7 @@
                 <w:sz w:val="18"/>
                 <w:szCs w:val="18"/>
               </w:rPr>
-              <w:t xml:space="preserve">地球科学2区TOP</w:t>
+              <w:t xml:space="preserve">化学2区</w:t>
             </w:r>
           </w:p>
         </w:tc>
@@ -728,8 +687,8 @@
             <w:r>
               <w:drawing>
                 <wp:inline xmlns:a="http://schemas.openxmlformats.org/drawingml/2006/main" xmlns:pic="http://schemas.openxmlformats.org/drawingml/2006/picture">
-                  <wp:extent cx="2268000" cy="1477636"/>
-                  <wp:docPr id="2" name="Picture 2"/>
+                  <wp:extent cx="2267712" cy="1477670"/>
+                  <wp:docPr id="3" name="Picture 3"/>
                   <wp:cNvGraphicFramePr>
                     <a:graphicFrameLocks noChangeAspect="1"/>
                   </wp:cNvGraphicFramePr>
@@ -737,11 +696,11 @@
                     <a:graphicData uri="http://schemas.openxmlformats.org/drawingml/2006/picture">
                       <pic:pic>
                         <pic:nvPicPr>
-                          <pic:cNvPr id="0" name="地球科学.png"/>
+                          <pic:cNvPr id="0" name="2026年8月_化学.png"/>
                           <pic:cNvPicPr/>
                         </pic:nvPicPr>
                         <pic:blipFill>
-                          <a:blip r:embed="rId23"/>
+                          <a:blip r:embed="rId5"/>
                           <a:stretch>
                             <a:fillRect/>
                           </a:stretch>
@@ -749,7 +708,7 @@
                         <pic:spPr>
                           <a:xfrm>
                             <a:off x="0" y="0"/>
-                            <a:ext cx="2268000" cy="1477636"/>
+                            <a:ext cx="2267712" cy="1477670"/>
                           </a:xfrm>
                           <a:prstGeom prst="rect"/>
                         </pic:spPr>
@@ -809,7 +768,7 @@
                 <w:sz w:val="18"/>
                 <w:szCs w:val="18"/>
               </w:rPr>
-              <w:t xml:space="preserve">地球科学2区</w:t>
+              <w:t xml:space="preserve">化学3区</w:t>
             </w:r>
           </w:p>
         </w:tc>
@@ -849,7 +808,7 @@
                 <w:szCs w:val="18"/>
                 <w:lang w:val="en-US" w:eastAsia="zh-CN"/>
               </w:rPr>
-              <w:t xml:space="preserve">2</w:t>
+              <w:t xml:space="preserve">1</w:t>
             </w:r>
           </w:p>
         </w:tc>
@@ -930,7 +889,7 @@
                 <w:sz w:val="18"/>
                 <w:szCs w:val="18"/>
               </w:rPr>
-              <w:t xml:space="preserve">地球科学3区</w:t>
+              <w:t xml:space="preserve">化学4区</w:t>
             </w:r>
           </w:p>
         </w:tc>
@@ -1051,7 +1010,7 @@
                 <w:sz w:val="18"/>
                 <w:szCs w:val="18"/>
               </w:rPr>
-              <w:t xml:space="preserve">地球科学汇总</w:t>
+              <w:t xml:space="preserve">化学汇总</w:t>
             </w:r>
           </w:p>
         </w:tc>
@@ -1091,7 +1050,7 @@
                 <w:szCs w:val="18"/>
                 <w:lang w:val="en-US" w:eastAsia="zh-CN"/>
               </w:rPr>
-              <w:t xml:space="preserve">4</w:t>
+              <w:t xml:space="preserve">3</w:t>
             </w:r>
           </w:p>
         </w:tc>
@@ -1172,7 +1131,7 @@
                 <w:sz w:val="18"/>
                 <w:szCs w:val="18"/>
               </w:rPr>
-              <w:t xml:space="preserve">化学2区</w:t>
+              <w:t xml:space="preserve">生物学2区</w:t>
             </w:r>
           </w:p>
         </w:tc>
@@ -1212,7 +1171,7 @@
                 <w:szCs w:val="18"/>
                 <w:lang w:val="en-US" w:eastAsia="zh-CN"/>
               </w:rPr>
-              <w:t xml:space="preserve">1</w:t>
+              <w:t xml:space="preserve">3</w:t>
             </w:r>
           </w:p>
         </w:tc>
@@ -1246,8 +1205,8 @@
             <w:r>
               <w:drawing>
                 <wp:inline xmlns:a="http://schemas.openxmlformats.org/drawingml/2006/main" xmlns:pic="http://schemas.openxmlformats.org/drawingml/2006/picture">
-                  <wp:extent cx="2268000" cy="1477636"/>
-                  <wp:docPr id="3" name="Picture 3"/>
+                  <wp:extent cx="2267712" cy="1477670"/>
+                  <wp:docPr id="4" name="Picture 4"/>
                   <wp:cNvGraphicFramePr>
                     <a:graphicFrameLocks noChangeAspect="1"/>
                   </wp:cNvGraphicFramePr>
@@ -1255,11 +1214,11 @@
                     <a:graphicData uri="http://schemas.openxmlformats.org/drawingml/2006/picture">
                       <pic:pic>
                         <pic:nvPicPr>
-                          <pic:cNvPr id="0" name="化学.png"/>
+                          <pic:cNvPr id="0" name="2026年8月_生物学.png"/>
                           <pic:cNvPicPr/>
                         </pic:nvPicPr>
                         <pic:blipFill>
-                          <a:blip r:embed="rId24"/>
+                          <a:blip r:embed="rId6"/>
                           <a:stretch>
                             <a:fillRect/>
                           </a:stretch>
@@ -1267,7 +1226,7 @@
                         <pic:spPr>
                           <a:xfrm>
                             <a:off x="0" y="0"/>
-                            <a:ext cx="2268000" cy="1477636"/>
+                            <a:ext cx="2267712" cy="1477670"/>
                           </a:xfrm>
                           <a:prstGeom prst="rect"/>
                         </pic:spPr>
@@ -1327,7 +1286,7 @@
                 <w:sz w:val="18"/>
                 <w:szCs w:val="18"/>
               </w:rPr>
-              <w:t xml:space="preserve">化学3区</w:t>
+              <w:t xml:space="preserve">生物学汇总</w:t>
             </w:r>
           </w:p>
         </w:tc>
@@ -1367,7 +1326,7 @@
                 <w:szCs w:val="18"/>
                 <w:lang w:val="en-US" w:eastAsia="zh-CN"/>
               </w:rPr>
-              <w:t xml:space="preserve">1</w:t>
+              <w:t xml:space="preserve">3</w:t>
             </w:r>
           </w:p>
         </w:tc>
@@ -1448,7 +1407,7 @@
                 <w:sz w:val="18"/>
                 <w:szCs w:val="18"/>
               </w:rPr>
-              <w:t xml:space="preserve">化学4区</w:t>
+              <w:t xml:space="preserve">地球科学2区</w:t>
             </w:r>
           </w:p>
         </w:tc>
@@ -1495,30 +1454,64 @@
         <w:tc>
           <w:tcPr>
             <w:tcW w:w="4256" w:type="dxa"/>
-            <w:vMerge w:val="continue"/>
-            <w:tcBorders>
-              <w:top w:val="nil"/>
-              <w:left w:val="nil"/>
-              <w:right w:val="single" w:color="auto" w:sz="4" w:space="0"/>
-            </w:tcBorders>
-            <w:shd w:val="clear" w:color="auto" w:fill="auto"/>
-            <w:noWrap/>
-            <w:vAlign w:val="center"/>
-          </w:tcPr>
-          <w:p>
-            <w:pPr>
-              <w:widowControl/>
-              <w:spacing w:line="360" w:lineRule="auto"/>
-              <w:jc w:val="center"/>
-              <w:rPr>
-                <w:rFonts w:hint="eastAsia" w:ascii="Arial" w:hAnsi="Arial" w:eastAsia="宋体" w:cs="Arial"/>
-                <w:color w:val="333333"/>
-                <w:kern w:val="0"/>
-                <w:sz w:val="18"/>
-                <w:szCs w:val="18"/>
-                <w:lang w:val="en-US" w:eastAsia="zh-CN"/>
-              </w:rPr>
-            </w:pPr>
+            <w:vMerge w:val="restart"/>
+            <w:tcBorders>
+              <w:top w:val="nil"/>
+              <w:left w:val="nil"/>
+              <w:right w:val="single" w:color="auto" w:sz="4" w:space="0"/>
+            </w:tcBorders>
+            <w:shd w:val="clear" w:color="auto" w:fill="auto"/>
+            <w:noWrap/>
+            <w:vAlign w:val="center"/>
+          </w:tcPr>
+          <w:p>
+            <w:pPr>
+              <w:widowControl/>
+              <w:spacing w:line="360" w:lineRule="auto"/>
+              <w:jc w:val="center"/>
+              <w:rPr>
+                <w:rFonts w:hint="eastAsia" w:ascii="Arial" w:hAnsi="Arial" w:eastAsia="宋体" w:cs="Arial"/>
+                <w:color w:val="333333"/>
+                <w:kern w:val="0"/>
+                <w:sz w:val="18"/>
+                <w:szCs w:val="18"/>
+                <w:lang w:val="en-US" w:eastAsia="zh-CN"/>
+              </w:rPr>
+            </w:pPr>
+            <w:r>
+              <w:drawing>
+                <wp:inline xmlns:a="http://schemas.openxmlformats.org/drawingml/2006/main" xmlns:pic="http://schemas.openxmlformats.org/drawingml/2006/picture">
+                  <wp:extent cx="2267712" cy="1477670"/>
+                  <wp:docPr id="5" name="Picture 5"/>
+                  <wp:cNvGraphicFramePr>
+                    <a:graphicFrameLocks noChangeAspect="1"/>
+                  </wp:cNvGraphicFramePr>
+                  <a:graphic>
+                    <a:graphicData uri="http://schemas.openxmlformats.org/drawingml/2006/picture">
+                      <pic:pic>
+                        <pic:nvPicPr>
+                          <pic:cNvPr id="0" name="2026年8月_地球科学.png"/>
+                          <pic:cNvPicPr/>
+                        </pic:nvPicPr>
+                        <pic:blipFill>
+                          <a:blip r:embed="rId7"/>
+                          <a:stretch>
+                            <a:fillRect/>
+                          </a:stretch>
+                        </pic:blipFill>
+                        <pic:spPr>
+                          <a:xfrm>
+                            <a:off x="0" y="0"/>
+                            <a:ext cx="2267712" cy="1477670"/>
+                          </a:xfrm>
+                          <a:prstGeom prst="rect"/>
+                        </pic:spPr>
+                      </pic:pic>
+                    </a:graphicData>
+                  </a:graphic>
+                </wp:inline>
+              </w:drawing>
+            </w:r>
           </w:p>
         </w:tc>
       </w:tr>
@@ -1569,7 +1562,7 @@
                 <w:sz w:val="18"/>
                 <w:szCs w:val="18"/>
               </w:rPr>
-              <w:t xml:space="preserve">化学汇总</w:t>
+              <w:t xml:space="preserve">地球科学3区</w:t>
             </w:r>
           </w:p>
         </w:tc>
@@ -1609,7 +1602,7 @@
                 <w:szCs w:val="18"/>
                 <w:lang w:val="en-US" w:eastAsia="zh-CN"/>
               </w:rPr>
-              <w:t xml:space="preserve">3</w:t>
+              <w:t xml:space="preserve">1</w:t>
             </w:r>
           </w:p>
         </w:tc>
@@ -1690,7 +1683,7 @@
                 <w:sz w:val="18"/>
                 <w:szCs w:val="18"/>
               </w:rPr>
-              <w:t xml:space="preserve">生物学2区</w:t>
+              <w:t xml:space="preserve">地球科学汇总</w:t>
             </w:r>
           </w:p>
         </w:tc>
@@ -1730,71 +1723,37 @@
                 <w:szCs w:val="18"/>
                 <w:lang w:val="en-US" w:eastAsia="zh-CN"/>
               </w:rPr>
-              <w:t xml:space="preserve">3</w:t>
+              <w:t xml:space="preserve">2</w:t>
             </w:r>
           </w:p>
         </w:tc>
         <w:tc>
           <w:tcPr>
             <w:tcW w:w="4256" w:type="dxa"/>
-            <w:vMerge w:val="restart"/>
-            <w:tcBorders>
-              <w:top w:val="nil"/>
-              <w:left w:val="nil"/>
-              <w:right w:val="single" w:color="auto" w:sz="4" w:space="0"/>
-            </w:tcBorders>
-            <w:shd w:val="clear" w:color="auto" w:fill="auto"/>
-            <w:noWrap/>
-            <w:vAlign w:val="center"/>
-          </w:tcPr>
-          <w:p>
-            <w:pPr>
-              <w:widowControl/>
-              <w:spacing w:line="360" w:lineRule="auto"/>
-              <w:jc w:val="center"/>
-              <w:rPr>
-                <w:rFonts w:hint="eastAsia" w:ascii="Arial" w:hAnsi="Arial" w:eastAsia="宋体" w:cs="Arial"/>
-                <w:color w:val="333333"/>
-                <w:kern w:val="0"/>
-                <w:sz w:val="18"/>
-                <w:szCs w:val="18"/>
-                <w:lang w:val="en-US" w:eastAsia="zh-CN"/>
-              </w:rPr>
-            </w:pPr>
-            <w:r>
-              <w:drawing>
-                <wp:inline xmlns:a="http://schemas.openxmlformats.org/drawingml/2006/main" xmlns:pic="http://schemas.openxmlformats.org/drawingml/2006/picture">
-                  <wp:extent cx="2268000" cy="1477636"/>
-                  <wp:docPr id="4" name="Picture 4"/>
-                  <wp:cNvGraphicFramePr>
-                    <a:graphicFrameLocks noChangeAspect="1"/>
-                  </wp:cNvGraphicFramePr>
-                  <a:graphic>
-                    <a:graphicData uri="http://schemas.openxmlformats.org/drawingml/2006/picture">
-                      <pic:pic>
-                        <pic:nvPicPr>
-                          <pic:cNvPr id="0" name="生物学.png"/>
-                          <pic:cNvPicPr/>
-                        </pic:nvPicPr>
-                        <pic:blipFill>
-                          <a:blip r:embed="rId25"/>
-                          <a:stretch>
-                            <a:fillRect/>
-                          </a:stretch>
-                        </pic:blipFill>
-                        <pic:spPr>
-                          <a:xfrm>
-                            <a:off x="0" y="0"/>
-                            <a:ext cx="2268000" cy="1477636"/>
-                          </a:xfrm>
-                          <a:prstGeom prst="rect"/>
-                        </pic:spPr>
-                      </pic:pic>
-                    </a:graphicData>
-                  </a:graphic>
-                </wp:inline>
-              </w:drawing>
-            </w:r>
+            <w:vMerge w:val="continue"/>
+            <w:tcBorders>
+              <w:top w:val="nil"/>
+              <w:left w:val="nil"/>
+              <w:right w:val="single" w:color="auto" w:sz="4" w:space="0"/>
+            </w:tcBorders>
+            <w:shd w:val="clear" w:color="auto" w:fill="auto"/>
+            <w:noWrap/>
+            <w:vAlign w:val="center"/>
+          </w:tcPr>
+          <w:p>
+            <w:pPr>
+              <w:widowControl/>
+              <w:spacing w:line="360" w:lineRule="auto"/>
+              <w:jc w:val="center"/>
+              <w:rPr>
+                <w:rFonts w:hint="eastAsia" w:ascii="Arial" w:hAnsi="Arial" w:eastAsia="宋体" w:cs="Arial"/>
+                <w:color w:val="333333"/>
+                <w:kern w:val="0"/>
+                <w:sz w:val="18"/>
+                <w:szCs w:val="18"/>
+                <w:lang w:val="en-US" w:eastAsia="zh-CN"/>
+              </w:rPr>
+            </w:pPr>
           </w:p>
         </w:tc>
       </w:tr>
@@ -1845,7 +1804,7 @@
                 <w:sz w:val="18"/>
                 <w:szCs w:val="18"/>
               </w:rPr>
-              <w:t xml:space="preserve">生物学汇总</w:t>
+              <w:t xml:space="preserve">材料科学3区</w:t>
             </w:r>
           </w:p>
         </w:tc>
@@ -1885,37 +1844,71 @@
                 <w:szCs w:val="18"/>
                 <w:lang w:val="en-US" w:eastAsia="zh-CN"/>
               </w:rPr>
-              <w:t xml:space="preserve">3</w:t>
+              <w:t xml:space="preserve">2</w:t>
             </w:r>
           </w:p>
         </w:tc>
         <w:tc>
           <w:tcPr>
             <w:tcW w:w="4256" w:type="dxa"/>
-            <w:vMerge w:val="continue"/>
-            <w:tcBorders>
-              <w:top w:val="nil"/>
-              <w:left w:val="nil"/>
-              <w:right w:val="single" w:color="auto" w:sz="4" w:space="0"/>
-            </w:tcBorders>
-            <w:shd w:val="clear" w:color="auto" w:fill="auto"/>
-            <w:noWrap/>
-            <w:vAlign w:val="center"/>
-          </w:tcPr>
-          <w:p>
-            <w:pPr>
-              <w:widowControl/>
-              <w:spacing w:line="360" w:lineRule="auto"/>
-              <w:jc w:val="center"/>
-              <w:rPr>
-                <w:rFonts w:hint="eastAsia" w:ascii="Arial" w:hAnsi="Arial" w:eastAsia="宋体" w:cs="Arial"/>
-                <w:color w:val="333333"/>
-                <w:kern w:val="0"/>
-                <w:sz w:val="18"/>
-                <w:szCs w:val="18"/>
-                <w:lang w:val="en-US" w:eastAsia="zh-CN"/>
-              </w:rPr>
-            </w:pPr>
+            <w:vMerge w:val="restart"/>
+            <w:tcBorders>
+              <w:top w:val="nil"/>
+              <w:left w:val="nil"/>
+              <w:right w:val="single" w:color="auto" w:sz="4" w:space="0"/>
+            </w:tcBorders>
+            <w:shd w:val="clear" w:color="auto" w:fill="auto"/>
+            <w:noWrap/>
+            <w:vAlign w:val="center"/>
+          </w:tcPr>
+          <w:p>
+            <w:pPr>
+              <w:widowControl/>
+              <w:spacing w:line="360" w:lineRule="auto"/>
+              <w:jc w:val="center"/>
+              <w:rPr>
+                <w:rFonts w:hint="eastAsia" w:ascii="Arial" w:hAnsi="Arial" w:eastAsia="宋体" w:cs="Arial"/>
+                <w:color w:val="333333"/>
+                <w:kern w:val="0"/>
+                <w:sz w:val="18"/>
+                <w:szCs w:val="18"/>
+                <w:lang w:val="en-US" w:eastAsia="zh-CN"/>
+              </w:rPr>
+            </w:pPr>
+            <w:r>
+              <w:drawing>
+                <wp:inline xmlns:a="http://schemas.openxmlformats.org/drawingml/2006/main" xmlns:pic="http://schemas.openxmlformats.org/drawingml/2006/picture">
+                  <wp:extent cx="2267712" cy="1477670"/>
+                  <wp:docPr id="6" name="Picture 6"/>
+                  <wp:cNvGraphicFramePr>
+                    <a:graphicFrameLocks noChangeAspect="1"/>
+                  </wp:cNvGraphicFramePr>
+                  <a:graphic>
+                    <a:graphicData uri="http://schemas.openxmlformats.org/drawingml/2006/picture">
+                      <pic:pic>
+                        <pic:nvPicPr>
+                          <pic:cNvPr id="0" name="2026年8月_材料科学.png"/>
+                          <pic:cNvPicPr/>
+                        </pic:nvPicPr>
+                        <pic:blipFill>
+                          <a:blip r:embed="rId8"/>
+                          <a:stretch>
+                            <a:fillRect/>
+                          </a:stretch>
+                        </pic:blipFill>
+                        <pic:spPr>
+                          <a:xfrm>
+                            <a:off x="0" y="0"/>
+                            <a:ext cx="2267712" cy="1477670"/>
+                          </a:xfrm>
+                          <a:prstGeom prst="rect"/>
+                        </pic:spPr>
+                      </pic:pic>
+                    </a:graphicData>
+                  </a:graphic>
+                </wp:inline>
+              </w:drawing>
+            </w:r>
           </w:p>
         </w:tc>
       </w:tr>
@@ -1966,7 +1959,7 @@
                 <w:sz w:val="18"/>
                 <w:szCs w:val="18"/>
               </w:rPr>
-              <w:t xml:space="preserve">材料科学3区</w:t>
+              <w:t xml:space="preserve">材料科学汇总</w:t>
             </w:r>
           </w:p>
         </w:tc>
@@ -2013,64 +2006,30 @@
         <w:tc>
           <w:tcPr>
             <w:tcW w:w="4256" w:type="dxa"/>
-            <w:vMerge w:val="restart"/>
-            <w:tcBorders>
-              <w:top w:val="nil"/>
-              <w:left w:val="nil"/>
-              <w:right w:val="single" w:color="auto" w:sz="4" w:space="0"/>
-            </w:tcBorders>
-            <w:shd w:val="clear" w:color="auto" w:fill="auto"/>
-            <w:noWrap/>
-            <w:vAlign w:val="center"/>
-          </w:tcPr>
-          <w:p>
-            <w:pPr>
-              <w:widowControl/>
-              <w:spacing w:line="360" w:lineRule="auto"/>
-              <w:jc w:val="center"/>
-              <w:rPr>
-                <w:rFonts w:hint="eastAsia" w:ascii="Arial" w:hAnsi="Arial" w:eastAsia="宋体" w:cs="Arial"/>
-                <w:color w:val="333333"/>
-                <w:kern w:val="0"/>
-                <w:sz w:val="18"/>
-                <w:szCs w:val="18"/>
-                <w:lang w:val="en-US" w:eastAsia="zh-CN"/>
-              </w:rPr>
-            </w:pPr>
-            <w:r>
-              <w:drawing>
-                <wp:inline xmlns:a="http://schemas.openxmlformats.org/drawingml/2006/main" xmlns:pic="http://schemas.openxmlformats.org/drawingml/2006/picture">
-                  <wp:extent cx="2268000" cy="1477636"/>
-                  <wp:docPr id="5" name="Picture 5"/>
-                  <wp:cNvGraphicFramePr>
-                    <a:graphicFrameLocks noChangeAspect="1"/>
-                  </wp:cNvGraphicFramePr>
-                  <a:graphic>
-                    <a:graphicData uri="http://schemas.openxmlformats.org/drawingml/2006/picture">
-                      <pic:pic>
-                        <pic:nvPicPr>
-                          <pic:cNvPr id="0" name="材料科学.png"/>
-                          <pic:cNvPicPr/>
-                        </pic:nvPicPr>
-                        <pic:blipFill>
-                          <a:blip r:embed="rId26"/>
-                          <a:stretch>
-                            <a:fillRect/>
-                          </a:stretch>
-                        </pic:blipFill>
-                        <pic:spPr>
-                          <a:xfrm>
-                            <a:off x="0" y="0"/>
-                            <a:ext cx="2268000" cy="1477636"/>
-                          </a:xfrm>
-                          <a:prstGeom prst="rect"/>
-                        </pic:spPr>
-                      </pic:pic>
-                    </a:graphicData>
-                  </a:graphic>
-                </wp:inline>
-              </w:drawing>
-            </w:r>
+            <w:vMerge w:val="continue"/>
+            <w:tcBorders>
+              <w:top w:val="nil"/>
+              <w:left w:val="nil"/>
+              <w:right w:val="single" w:color="auto" w:sz="4" w:space="0"/>
+            </w:tcBorders>
+            <w:shd w:val="clear" w:color="auto" w:fill="auto"/>
+            <w:noWrap/>
+            <w:vAlign w:val="center"/>
+          </w:tcPr>
+          <w:p>
+            <w:pPr>
+              <w:widowControl/>
+              <w:spacing w:line="360" w:lineRule="auto"/>
+              <w:jc w:val="center"/>
+              <w:rPr>
+                <w:rFonts w:hint="eastAsia" w:ascii="Arial" w:hAnsi="Arial" w:eastAsia="宋体" w:cs="Arial"/>
+                <w:color w:val="333333"/>
+                <w:kern w:val="0"/>
+                <w:sz w:val="18"/>
+                <w:szCs w:val="18"/>
+                <w:lang w:val="en-US" w:eastAsia="zh-CN"/>
+              </w:rPr>
+            </w:pPr>
           </w:p>
         </w:tc>
       </w:tr>
@@ -2121,7 +2080,7 @@
                 <w:sz w:val="18"/>
                 <w:szCs w:val="18"/>
               </w:rPr>
-              <w:t xml:space="preserve">材料科学汇总</w:t>
+              <w:t xml:space="preserve"/>
             </w:r>
           </w:p>
         </w:tc>
@@ -2161,37 +2120,71 @@
                 <w:szCs w:val="18"/>
                 <w:lang w:val="en-US" w:eastAsia="zh-CN"/>
               </w:rPr>
-              <w:t xml:space="preserve">2</w:t>
+              <w:t xml:space="preserve">1</w:t>
             </w:r>
           </w:p>
         </w:tc>
         <w:tc>
           <w:tcPr>
             <w:tcW w:w="4256" w:type="dxa"/>
-            <w:vMerge w:val="continue"/>
-            <w:tcBorders>
-              <w:top w:val="nil"/>
-              <w:left w:val="nil"/>
-              <w:right w:val="single" w:color="auto" w:sz="4" w:space="0"/>
-            </w:tcBorders>
-            <w:shd w:val="clear" w:color="auto" w:fill="auto"/>
-            <w:noWrap/>
-            <w:vAlign w:val="center"/>
-          </w:tcPr>
-          <w:p>
-            <w:pPr>
-              <w:widowControl/>
-              <w:spacing w:line="360" w:lineRule="auto"/>
-              <w:jc w:val="center"/>
-              <w:rPr>
-                <w:rFonts w:hint="eastAsia" w:ascii="Arial" w:hAnsi="Arial" w:eastAsia="宋体" w:cs="Arial"/>
-                <w:color w:val="333333"/>
-                <w:kern w:val="0"/>
-                <w:sz w:val="18"/>
-                <w:szCs w:val="18"/>
-                <w:lang w:val="en-US" w:eastAsia="zh-CN"/>
-              </w:rPr>
-            </w:pPr>
+            <w:vMerge w:val="restart"/>
+            <w:tcBorders>
+              <w:top w:val="nil"/>
+              <w:left w:val="nil"/>
+              <w:right w:val="single" w:color="auto" w:sz="4" w:space="0"/>
+            </w:tcBorders>
+            <w:shd w:val="clear" w:color="auto" w:fill="auto"/>
+            <w:noWrap/>
+            <w:vAlign w:val="center"/>
+          </w:tcPr>
+          <w:p>
+            <w:pPr>
+              <w:widowControl/>
+              <w:spacing w:line="360" w:lineRule="auto"/>
+              <w:jc w:val="center"/>
+              <w:rPr>
+                <w:rFonts w:hint="eastAsia" w:ascii="Arial" w:hAnsi="Arial" w:eastAsia="宋体" w:cs="Arial"/>
+                <w:color w:val="333333"/>
+                <w:kern w:val="0"/>
+                <w:sz w:val="18"/>
+                <w:szCs w:val="18"/>
+                <w:lang w:val="en-US" w:eastAsia="zh-CN"/>
+              </w:rPr>
+            </w:pPr>
+            <w:r>
+              <w:drawing>
+                <wp:inline xmlns:a="http://schemas.openxmlformats.org/drawingml/2006/main" xmlns:pic="http://schemas.openxmlformats.org/drawingml/2006/picture">
+                  <wp:extent cx="2267712" cy="1477670"/>
+                  <wp:docPr id="7" name="Picture 7"/>
+                  <wp:cNvGraphicFramePr>
+                    <a:graphicFrameLocks noChangeAspect="1"/>
+                  </wp:cNvGraphicFramePr>
+                  <a:graphic>
+                    <a:graphicData uri="http://schemas.openxmlformats.org/drawingml/2006/picture">
+                      <pic:pic>
+                        <pic:nvPicPr>
+                          <pic:cNvPr id="0" name="2026年8月_其他（未被2025版分区表收录）.png"/>
+                          <pic:cNvPicPr/>
+                        </pic:nvPicPr>
+                        <pic:blipFill>
+                          <a:blip r:embed="rId9"/>
+                          <a:stretch>
+                            <a:fillRect/>
+                          </a:stretch>
+                        </pic:blipFill>
+                        <pic:spPr>
+                          <a:xfrm>
+                            <a:off x="0" y="0"/>
+                            <a:ext cx="2267712" cy="1477670"/>
+                          </a:xfrm>
+                          <a:prstGeom prst="rect"/>
+                        </pic:spPr>
+                      </pic:pic>
+                    </a:graphicData>
+                  </a:graphic>
+                </wp:inline>
+              </w:drawing>
+            </w:r>
           </w:p>
         </w:tc>
       </w:tr>
@@ -2242,7 +2235,7 @@
                 <w:sz w:val="18"/>
                 <w:szCs w:val="18"/>
               </w:rPr>
-              <w:t xml:space="preserve">环境科学与生态学2区</w:t>
+              <w:t xml:space="preserve">汇总</w:t>
             </w:r>
           </w:p>
         </w:tc>
@@ -2289,64 +2282,30 @@
         <w:tc>
           <w:tcPr>
             <w:tcW w:w="4256" w:type="dxa"/>
-            <w:vMerge w:val="restart"/>
-            <w:tcBorders>
-              <w:top w:val="nil"/>
-              <w:left w:val="nil"/>
-              <w:right w:val="single" w:color="auto" w:sz="4" w:space="0"/>
-            </w:tcBorders>
-            <w:shd w:val="clear" w:color="auto" w:fill="auto"/>
-            <w:noWrap/>
-            <w:vAlign w:val="center"/>
-          </w:tcPr>
-          <w:p>
-            <w:pPr>
-              <w:widowControl/>
-              <w:spacing w:line="360" w:lineRule="auto"/>
-              <w:jc w:val="center"/>
-              <w:rPr>
-                <w:rFonts w:hint="eastAsia" w:ascii="Arial" w:hAnsi="Arial" w:eastAsia="宋体" w:cs="Arial"/>
-                <w:color w:val="333333"/>
-                <w:kern w:val="0"/>
-                <w:sz w:val="18"/>
-                <w:szCs w:val="18"/>
-                <w:lang w:val="en-US" w:eastAsia="zh-CN"/>
-              </w:rPr>
-            </w:pPr>
-            <w:r>
-              <w:drawing>
-                <wp:inline xmlns:a="http://schemas.openxmlformats.org/drawingml/2006/main" xmlns:pic="http://schemas.openxmlformats.org/drawingml/2006/picture">
-                  <wp:extent cx="2268000" cy="1477636"/>
-                  <wp:docPr id="6" name="Picture 6"/>
-                  <wp:cNvGraphicFramePr>
-                    <a:graphicFrameLocks noChangeAspect="1"/>
-                  </wp:cNvGraphicFramePr>
-                  <a:graphic>
-                    <a:graphicData uri="http://schemas.openxmlformats.org/drawingml/2006/picture">
-                      <pic:pic>
-                        <pic:nvPicPr>
-                          <pic:cNvPr id="0" name="环境科学与生态学.png"/>
-                          <pic:cNvPicPr/>
-                        </pic:nvPicPr>
-                        <pic:blipFill>
-                          <a:blip r:embed="rId27"/>
-                          <a:stretch>
-                            <a:fillRect/>
-                          </a:stretch>
-                        </pic:blipFill>
-                        <pic:spPr>
-                          <a:xfrm>
-                            <a:off x="0" y="0"/>
-                            <a:ext cx="2268000" cy="1477636"/>
-                          </a:xfrm>
-                          <a:prstGeom prst="rect"/>
-                        </pic:spPr>
-                      </pic:pic>
-                    </a:graphicData>
-                  </a:graphic>
-                </wp:inline>
-              </w:drawing>
-            </w:r>
+            <w:vMerge w:val="continue"/>
+            <w:tcBorders>
+              <w:top w:val="nil"/>
+              <w:left w:val="nil"/>
+              <w:right w:val="single" w:color="auto" w:sz="4" w:space="0"/>
+            </w:tcBorders>
+            <w:shd w:val="clear" w:color="auto" w:fill="auto"/>
+            <w:noWrap/>
+            <w:vAlign w:val="center"/>
+          </w:tcPr>
+          <w:p>
+            <w:pPr>
+              <w:widowControl/>
+              <w:spacing w:line="360" w:lineRule="auto"/>
+              <w:jc w:val="center"/>
+              <w:rPr>
+                <w:rFonts w:hint="eastAsia" w:ascii="Arial" w:hAnsi="Arial" w:eastAsia="宋体" w:cs="Arial"/>
+                <w:color w:val="333333"/>
+                <w:kern w:val="0"/>
+                <w:sz w:val="18"/>
+                <w:szCs w:val="18"/>
+                <w:lang w:val="en-US" w:eastAsia="zh-CN"/>
+              </w:rPr>
+            </w:pPr>
           </w:p>
         </w:tc>
       </w:tr>
@@ -2397,7 +2356,7 @@
                 <w:sz w:val="18"/>
                 <w:szCs w:val="18"/>
               </w:rPr>
-              <w:t xml:space="preserve">环境科学与生态学汇总</w:t>
+              <w:t xml:space="preserve">管理学4区</w:t>
             </w:r>
           </w:p>
         </w:tc>
@@ -2444,30 +2403,64 @@
         <w:tc>
           <w:tcPr>
             <w:tcW w:w="4256" w:type="dxa"/>
-            <w:vMerge w:val="continue"/>
-            <w:tcBorders>
-              <w:top w:val="nil"/>
-              <w:left w:val="nil"/>
-              <w:right w:val="single" w:color="auto" w:sz="4" w:space="0"/>
-            </w:tcBorders>
-            <w:shd w:val="clear" w:color="auto" w:fill="auto"/>
-            <w:noWrap/>
-            <w:vAlign w:val="center"/>
-          </w:tcPr>
-          <w:p>
-            <w:pPr>
-              <w:widowControl/>
-              <w:spacing w:line="360" w:lineRule="auto"/>
-              <w:jc w:val="center"/>
-              <w:rPr>
-                <w:rFonts w:hint="eastAsia" w:ascii="Arial" w:hAnsi="Arial" w:eastAsia="宋体" w:cs="Arial"/>
-                <w:color w:val="333333"/>
-                <w:kern w:val="0"/>
-                <w:sz w:val="18"/>
-                <w:szCs w:val="18"/>
-                <w:lang w:val="en-US" w:eastAsia="zh-CN"/>
-              </w:rPr>
-            </w:pPr>
+            <w:vMerge w:val="restart"/>
+            <w:tcBorders>
+              <w:top w:val="nil"/>
+              <w:left w:val="nil"/>
+              <w:right w:val="single" w:color="auto" w:sz="4" w:space="0"/>
+            </w:tcBorders>
+            <w:shd w:val="clear" w:color="auto" w:fill="auto"/>
+            <w:noWrap/>
+            <w:vAlign w:val="center"/>
+          </w:tcPr>
+          <w:p>
+            <w:pPr>
+              <w:widowControl/>
+              <w:spacing w:line="360" w:lineRule="auto"/>
+              <w:jc w:val="center"/>
+              <w:rPr>
+                <w:rFonts w:hint="eastAsia" w:ascii="Arial" w:hAnsi="Arial" w:eastAsia="宋体" w:cs="Arial"/>
+                <w:color w:val="333333"/>
+                <w:kern w:val="0"/>
+                <w:sz w:val="18"/>
+                <w:szCs w:val="18"/>
+                <w:lang w:val="en-US" w:eastAsia="zh-CN"/>
+              </w:rPr>
+            </w:pPr>
+            <w:r>
+              <w:drawing>
+                <wp:inline xmlns:a="http://schemas.openxmlformats.org/drawingml/2006/main" xmlns:pic="http://schemas.openxmlformats.org/drawingml/2006/picture">
+                  <wp:extent cx="2267712" cy="1477670"/>
+                  <wp:docPr id="8" name="Picture 8"/>
+                  <wp:cNvGraphicFramePr>
+                    <a:graphicFrameLocks noChangeAspect="1"/>
+                  </wp:cNvGraphicFramePr>
+                  <a:graphic>
+                    <a:graphicData uri="http://schemas.openxmlformats.org/drawingml/2006/picture">
+                      <pic:pic>
+                        <pic:nvPicPr>
+                          <pic:cNvPr id="0" name="2026年8月_管理学.png"/>
+                          <pic:cNvPicPr/>
+                        </pic:nvPicPr>
+                        <pic:blipFill>
+                          <a:blip r:embed="rId10"/>
+                          <a:stretch>
+                            <a:fillRect/>
+                          </a:stretch>
+                        </pic:blipFill>
+                        <pic:spPr>
+                          <a:xfrm>
+                            <a:off x="0" y="0"/>
+                            <a:ext cx="2267712" cy="1477670"/>
+                          </a:xfrm>
+                          <a:prstGeom prst="rect"/>
+                        </pic:spPr>
+                      </pic:pic>
+                    </a:graphicData>
+                  </a:graphic>
+                </wp:inline>
+              </w:drawing>
+            </w:r>
           </w:p>
         </w:tc>
       </w:tr>
@@ -2518,7 +2511,7 @@
                 <w:sz w:val="18"/>
                 <w:szCs w:val="18"/>
               </w:rPr>
-              <w:t xml:space="preserve">管理学4区</w:t>
+              <w:t xml:space="preserve">管理学汇总</w:t>
             </w:r>
           </w:p>
         </w:tc>
@@ -2565,64 +2558,30 @@
         <w:tc>
           <w:tcPr>
             <w:tcW w:w="4256" w:type="dxa"/>
-            <w:vMerge w:val="restart"/>
-            <w:tcBorders>
-              <w:top w:val="nil"/>
-              <w:left w:val="nil"/>
-              <w:right w:val="single" w:color="auto" w:sz="4" w:space="0"/>
-            </w:tcBorders>
-            <w:shd w:val="clear" w:color="auto" w:fill="auto"/>
-            <w:noWrap/>
-            <w:vAlign w:val="center"/>
-          </w:tcPr>
-          <w:p>
-            <w:pPr>
-              <w:widowControl/>
-              <w:spacing w:line="360" w:lineRule="auto"/>
-              <w:jc w:val="center"/>
-              <w:rPr>
-                <w:rFonts w:hint="eastAsia" w:ascii="Arial" w:hAnsi="Arial" w:eastAsia="宋体" w:cs="Arial"/>
-                <w:color w:val="333333"/>
-                <w:kern w:val="0"/>
-                <w:sz w:val="18"/>
-                <w:szCs w:val="18"/>
-                <w:lang w:val="en-US" w:eastAsia="zh-CN"/>
-              </w:rPr>
-            </w:pPr>
-            <w:r>
-              <w:drawing>
-                <wp:inline xmlns:a="http://schemas.openxmlformats.org/drawingml/2006/main" xmlns:pic="http://schemas.openxmlformats.org/drawingml/2006/picture">
-                  <wp:extent cx="2268000" cy="1477636"/>
-                  <wp:docPr id="7" name="Picture 7"/>
-                  <wp:cNvGraphicFramePr>
-                    <a:graphicFrameLocks noChangeAspect="1"/>
-                  </wp:cNvGraphicFramePr>
-                  <a:graphic>
-                    <a:graphicData uri="http://schemas.openxmlformats.org/drawingml/2006/picture">
-                      <pic:pic>
-                        <pic:nvPicPr>
-                          <pic:cNvPr id="0" name="管理学.png"/>
-                          <pic:cNvPicPr/>
-                        </pic:nvPicPr>
-                        <pic:blipFill>
-                          <a:blip r:embed="rId28"/>
-                          <a:stretch>
-                            <a:fillRect/>
-                          </a:stretch>
-                        </pic:blipFill>
-                        <pic:spPr>
-                          <a:xfrm>
-                            <a:off x="0" y="0"/>
-                            <a:ext cx="2268000" cy="1477636"/>
-                          </a:xfrm>
-                          <a:prstGeom prst="rect"/>
-                        </pic:spPr>
-                      </pic:pic>
-                    </a:graphicData>
-                  </a:graphic>
-                </wp:inline>
-              </w:drawing>
-            </w:r>
+            <w:vMerge w:val="continue"/>
+            <w:tcBorders>
+              <w:top w:val="nil"/>
+              <w:left w:val="nil"/>
+              <w:right w:val="single" w:color="auto" w:sz="4" w:space="0"/>
+            </w:tcBorders>
+            <w:shd w:val="clear" w:color="auto" w:fill="auto"/>
+            <w:noWrap/>
+            <w:vAlign w:val="center"/>
+          </w:tcPr>
+          <w:p>
+            <w:pPr>
+              <w:widowControl/>
+              <w:spacing w:line="360" w:lineRule="auto"/>
+              <w:jc w:val="center"/>
+              <w:rPr>
+                <w:rFonts w:hint="eastAsia" w:ascii="Arial" w:hAnsi="Arial" w:eastAsia="宋体" w:cs="Arial"/>
+                <w:color w:val="333333"/>
+                <w:kern w:val="0"/>
+                <w:sz w:val="18"/>
+                <w:szCs w:val="18"/>
+                <w:lang w:val="en-US" w:eastAsia="zh-CN"/>
+              </w:rPr>
+            </w:pPr>
           </w:p>
         </w:tc>
       </w:tr>
@@ -2673,7 +2632,7 @@
                 <w:sz w:val="18"/>
                 <w:szCs w:val="18"/>
               </w:rPr>
-              <w:t xml:space="preserve">管理学汇总</w:t>
+              <w:t xml:space="preserve">计算机科学2区</w:t>
             </w:r>
           </w:p>
         </w:tc>
@@ -2720,30 +2679,64 @@
         <w:tc>
           <w:tcPr>
             <w:tcW w:w="4256" w:type="dxa"/>
-            <w:vMerge w:val="continue"/>
-            <w:tcBorders>
-              <w:top w:val="nil"/>
-              <w:left w:val="nil"/>
-              <w:right w:val="single" w:color="auto" w:sz="4" w:space="0"/>
-            </w:tcBorders>
-            <w:shd w:val="clear" w:color="auto" w:fill="auto"/>
-            <w:noWrap/>
-            <w:vAlign w:val="center"/>
-          </w:tcPr>
-          <w:p>
-            <w:pPr>
-              <w:widowControl/>
-              <w:spacing w:line="360" w:lineRule="auto"/>
-              <w:jc w:val="center"/>
-              <w:rPr>
-                <w:rFonts w:hint="eastAsia" w:ascii="Arial" w:hAnsi="Arial" w:eastAsia="宋体" w:cs="Arial"/>
-                <w:color w:val="333333"/>
-                <w:kern w:val="0"/>
-                <w:sz w:val="18"/>
-                <w:szCs w:val="18"/>
-                <w:lang w:val="en-US" w:eastAsia="zh-CN"/>
-              </w:rPr>
-            </w:pPr>
+            <w:vMerge w:val="restart"/>
+            <w:tcBorders>
+              <w:top w:val="nil"/>
+              <w:left w:val="nil"/>
+              <w:right w:val="single" w:color="auto" w:sz="4" w:space="0"/>
+            </w:tcBorders>
+            <w:shd w:val="clear" w:color="auto" w:fill="auto"/>
+            <w:noWrap/>
+            <w:vAlign w:val="center"/>
+          </w:tcPr>
+          <w:p>
+            <w:pPr>
+              <w:widowControl/>
+              <w:spacing w:line="360" w:lineRule="auto"/>
+              <w:jc w:val="center"/>
+              <w:rPr>
+                <w:rFonts w:hint="eastAsia" w:ascii="Arial" w:hAnsi="Arial" w:eastAsia="宋体" w:cs="Arial"/>
+                <w:color w:val="333333"/>
+                <w:kern w:val="0"/>
+                <w:sz w:val="18"/>
+                <w:szCs w:val="18"/>
+                <w:lang w:val="en-US" w:eastAsia="zh-CN"/>
+              </w:rPr>
+            </w:pPr>
+            <w:r>
+              <w:drawing>
+                <wp:inline xmlns:a="http://schemas.openxmlformats.org/drawingml/2006/main" xmlns:pic="http://schemas.openxmlformats.org/drawingml/2006/picture">
+                  <wp:extent cx="2267712" cy="1477670"/>
+                  <wp:docPr id="9" name="Picture 9"/>
+                  <wp:cNvGraphicFramePr>
+                    <a:graphicFrameLocks noChangeAspect="1"/>
+                  </wp:cNvGraphicFramePr>
+                  <a:graphic>
+                    <a:graphicData uri="http://schemas.openxmlformats.org/drawingml/2006/picture">
+                      <pic:pic>
+                        <pic:nvPicPr>
+                          <pic:cNvPr id="0" name="2026年8月_计算机科学.png"/>
+                          <pic:cNvPicPr/>
+                        </pic:nvPicPr>
+                        <pic:blipFill>
+                          <a:blip r:embed="rId11"/>
+                          <a:stretch>
+                            <a:fillRect/>
+                          </a:stretch>
+                        </pic:blipFill>
+                        <pic:spPr>
+                          <a:xfrm>
+                            <a:off x="0" y="0"/>
+                            <a:ext cx="2267712" cy="1477670"/>
+                          </a:xfrm>
+                          <a:prstGeom prst="rect"/>
+                        </pic:spPr>
+                      </pic:pic>
+                    </a:graphicData>
+                  </a:graphic>
+                </wp:inline>
+              </w:drawing>
+            </w:r>
           </w:p>
         </w:tc>
       </w:tr>
@@ -2794,161 +2787,6 @@
                 <w:sz w:val="18"/>
                 <w:szCs w:val="18"/>
               </w:rPr>
-              <w:t xml:space="preserve">计算机科学2区</w:t>
-            </w:r>
-          </w:p>
-        </w:tc>
-        <w:tc>
-          <w:tcPr>
-            <w:tcW w:w="1150" w:type="dxa"/>
-            <w:tcBorders>
-              <w:top w:val="nil"/>
-              <w:left w:val="nil"/>
-              <w:bottom w:val="single" w:color="auto" w:sz="4" w:space="0"/>
-              <w:right w:val="single" w:color="auto" w:sz="4" w:space="0"/>
-            </w:tcBorders>
-            <w:shd w:val="clear" w:color="auto" w:fill="auto"/>
-            <w:noWrap/>
-            <w:vAlign w:val="center"/>
-          </w:tcPr>
-          <w:p>
-            <w:pPr>
-              <w:widowControl/>
-              <w:spacing w:line="360" w:lineRule="auto"/>
-              <w:jc w:val="center"/>
-              <w:rPr>
-                <w:rFonts w:hint="default" w:ascii="Arial" w:hAnsi="Arial" w:eastAsia="宋体" w:cs="Arial"/>
-                <w:color w:val="333333"/>
-                <w:kern w:val="0"/>
-                <w:sz w:val="18"/>
-                <w:szCs w:val="18"/>
-                <w:lang w:val="en-US" w:eastAsia="zh-CN"/>
-              </w:rPr>
-            </w:pPr>
-            <w:r>
-              <w:rPr>
-                <w:rFonts w:hint="eastAsia" w:ascii="Arial" w:hAnsi="Arial" w:eastAsia="宋体" w:cs="Arial"/>
-                <w:color w:val="333333"/>
-                <w:kern w:val="0"/>
-                <w:sz w:val="18"/>
-                <w:szCs w:val="18"/>
-                <w:lang w:val="en-US" w:eastAsia="zh-CN"/>
-              </w:rPr>
-              <w:t xml:space="preserve">1</w:t>
-            </w:r>
-          </w:p>
-        </w:tc>
-        <w:tc>
-          <w:tcPr>
-            <w:tcW w:w="4256" w:type="dxa"/>
-            <w:vMerge w:val="restart"/>
-            <w:tcBorders>
-              <w:top w:val="nil"/>
-              <w:left w:val="nil"/>
-              <w:right w:val="single" w:color="auto" w:sz="4" w:space="0"/>
-            </w:tcBorders>
-            <w:shd w:val="clear" w:color="auto" w:fill="auto"/>
-            <w:noWrap/>
-            <w:vAlign w:val="center"/>
-          </w:tcPr>
-          <w:p>
-            <w:pPr>
-              <w:widowControl/>
-              <w:spacing w:line="360" w:lineRule="auto"/>
-              <w:jc w:val="center"/>
-              <w:rPr>
-                <w:rFonts w:hint="eastAsia" w:ascii="Arial" w:hAnsi="Arial" w:eastAsia="宋体" w:cs="Arial"/>
-                <w:color w:val="333333"/>
-                <w:kern w:val="0"/>
-                <w:sz w:val="18"/>
-                <w:szCs w:val="18"/>
-                <w:lang w:val="en-US" w:eastAsia="zh-CN"/>
-              </w:rPr>
-            </w:pPr>
-            <w:r>
-              <w:drawing>
-                <wp:inline xmlns:a="http://schemas.openxmlformats.org/drawingml/2006/main" xmlns:pic="http://schemas.openxmlformats.org/drawingml/2006/picture">
-                  <wp:extent cx="2268000" cy="1477636"/>
-                  <wp:docPr id="8" name="Picture 8"/>
-                  <wp:cNvGraphicFramePr>
-                    <a:graphicFrameLocks noChangeAspect="1"/>
-                  </wp:cNvGraphicFramePr>
-                  <a:graphic>
-                    <a:graphicData uri="http://schemas.openxmlformats.org/drawingml/2006/picture">
-                      <pic:pic>
-                        <pic:nvPicPr>
-                          <pic:cNvPr id="0" name="计算机科学.png"/>
-                          <pic:cNvPicPr/>
-                        </pic:nvPicPr>
-                        <pic:blipFill>
-                          <a:blip r:embed="rId29"/>
-                          <a:stretch>
-                            <a:fillRect/>
-                          </a:stretch>
-                        </pic:blipFill>
-                        <pic:spPr>
-                          <a:xfrm>
-                            <a:off x="0" y="0"/>
-                            <a:ext cx="2268000" cy="1477636"/>
-                          </a:xfrm>
-                          <a:prstGeom prst="rect"/>
-                        </pic:spPr>
-                      </pic:pic>
-                    </a:graphicData>
-                  </a:graphic>
-                </wp:inline>
-              </w:drawing>
-            </w:r>
-          </w:p>
-        </w:tc>
-      </w:tr>
-      <w:tr>
-        <w:tblPrEx>
-          <w:tblCellMar>
-            <w:top w:w="0" w:type="dxa"/>
-            <w:left w:w="108" w:type="dxa"/>
-            <w:bottom w:w="0" w:type="dxa"/>
-            <w:right w:w="108" w:type="dxa"/>
-          </w:tblCellMar>
-        </w:tblPrEx>
-        <w:trPr>
-          <w:trHeight w:val="305" w:hRule="atLeast"/>
-          <w:jc w:val="center"/>
-        </w:trPr>
-        <w:tc>
-          <w:tcPr>
-            <w:tcW w:w="2900" w:type="dxa"/>
-            <w:tcBorders>
-              <w:top w:val="nil"/>
-              <w:left w:val="single" w:color="auto" w:sz="4" w:space="0"/>
-              <w:bottom w:val="single" w:color="auto" w:sz="4" w:space="0"/>
-              <w:right w:val="single" w:color="auto" w:sz="4" w:space="0"/>
-            </w:tcBorders>
-            <w:shd w:val="clear" w:color="auto" w:fill="auto"/>
-            <w:noWrap/>
-            <w:vAlign w:val="center"/>
-          </w:tcPr>
-          <w:p>
-            <w:pPr>
-              <w:widowControl/>
-              <w:spacing w:line="360" w:lineRule="auto"/>
-              <w:jc w:val="center"/>
-              <w:rPr>
-                <w:rFonts w:hint="eastAsia" w:ascii="Arial" w:hAnsi="Arial" w:eastAsia="宋体" w:cs="Arial"/>
-                <w:color w:val="666666"/>
-                <w:kern w:val="0"/>
-                <w:sz w:val="18"/>
-                <w:szCs w:val="18"/>
-              </w:rPr>
-            </w:pPr>
-            <w:r>
-              <w:rPr>
-                <w:rFonts w:ascii="Arial" w:hAnsi="Arial" w:eastAsia="宋体" w:cs="Arial"/>
-                <w:color w:val="666666"/>
-                <w:kern w:val="0"/>
-                <w:sz w:val="18"/>
-                <w:szCs w:val="18"/>
-              </w:rPr>
               <w:t xml:space="preserve">计算机科学汇总</w:t>
             </w:r>
           </w:p>
@@ -3108,7 +2946,7 @@
                 <w:sz w:val="22"/>
                 <w:lang w:val="en-US" w:eastAsia="zh-CN"/>
               </w:rPr>
-              <w:t xml:space="preserve">20</w:t>
+              <w:t xml:space="preserve">17</w:t>
             </w:r>
           </w:p>
         </w:tc>
@@ -3172,7 +3010,7 @@
           <w:szCs w:val="17"/>
           <w:shd w:val="clear" w:color="auto" w:fill="FFFFFF"/>
         </w:rPr>
-        <w:t>附注：本简报统计2026年8月正式出版（正式刊期在2026年8月）、且海南师范大学为第一单位的Web of Science收录论文，共20篇；期刊分区依据2025年升级版中科院期刊分区表；表中饼图为各学科论文按第一单位所属学院的贡献率分布。因Web of Science实时更新，数据为不完全统计，仅供参考。</w:t>
+        <w:t>附注：本简报统计2026年8月正式出版（正式刊期在2026年8月）、且海南师范大学为第一单位的Web of Science收录论文，共17篇；期刊分区依据2025年升级版中科院期刊分区表；表中饼图为各学科论文按第一单位所属学院的贡献率分布。因Web of Science实时更新，数据为不完全统计，仅供参考。</w:t>
       </w:r>
     </w:p>
     <w:sectPr>
